--- a/docs/IT-027-002 — Strategy Evaluation Process MVP.docx
+++ b/docs/IT-027-002 — Strategy Evaluation Process MVP.docx
@@ -584,7 +584,7 @@
                 <w:szCs w:val="19"/>
                 <w:rtl w:val="0"/>
               </w:rPr>
-              <w:t xml:space="preserve">DOC-001, DOC-002, DOC-003, DOC-004, DOC-017, DOC-020, DOC-026, DOC-027, IT-026-005, IT-027-001</w:t>
+              <w:t xml:space="preserve">DOC-001, DOC-002, DOC-003, DOC-004, DOC-017, DOC-020, DOC-026, DOC-027, IT-026-005 — Knowledge Consumption Access MVP IT-026-007 — Knowledge Version Resolution MVP IT-027-001 — Strategy Domain Model MVP </w:t>
             </w:r>
             <w:r>
               <w:rPr>
@@ -4298,6 +4298,52 @@
           <w:rtl w:val="0"/>
         </w:rPr>
         <w:t xml:space="preserve">Contratos de dominio aprobados en IT-027-001.</w:t>
+      </w:r>
+    </w:p>
+    <w:p>
+      <w:pPr>
+        <w:keepNext w:val="0"/>
+        <w:keepLines w:val="0"/>
+        <w:pageBreakBefore w:val="0"/>
+        <w:widowControl w:val="1"/>
+        <w:numPr>
+          <w:ilvl w:val="0"/>
+          <w:numId w:val="1"/>
+        </w:numPr>
+        <w:pBdr>
+          <w:top w:space="0" w:sz="0" w:val="nil"/>
+          <w:left w:space="0" w:sz="0" w:val="nil"/>
+          <w:bottom w:space="0" w:sz="0" w:val="nil"/>
+          <w:right w:space="0" w:sz="0" w:val="nil"/>
+          <w:between w:space="0" w:sz="0" w:val="nil"/>
+        </w:pBdr>
+        <w:shd w:fill="auto" w:val="clear"/>
+        <w:spacing w:after="100" w:before="0" w:line="259" w:lineRule="auto"/>
+        <w:ind w:left="360" w:right="0" w:hanging="360"/>
+        <w:jc w:val="left"/>
+        <w:rPr>
+          <w:u w:val="none"/>
+        </w:rPr>
+      </w:pPr>
+      <w:r>
+        <w:rPr>
+          <w:rtl w:val="0"/>
+        </w:rPr>
+        <w:t xml:space="preserve">Interfaz pública </w:t>
+      </w:r>
+      <w:r>
+        <w:rPr>
+          <w:rFonts w:ascii="Roboto Mono" w:cs="Roboto Mono" w:eastAsia="Roboto Mono" w:hAnsi="Roboto Mono"/>
+          <w:color w:val="188038"/>
+          <w:rtl w:val="0"/>
+        </w:rPr>
+        <w:t xml:space="preserve">KnowledgeConsumptionAccess</w:t>
+      </w:r>
+      <w:r>
+        <w:rPr>
+          <w:rtl w:val="0"/>
+        </w:rPr>
+        <w:t xml:space="preserve"> definida por IT-026-005 y ampliada normativamente para resolución exacta por IT-026-007. </w:t>
       </w:r>
     </w:p>
     <w:p>
@@ -8663,22 +8709,14 @@
       </w:pPr>
       <w:r>
         <w:rPr>
-          <w:rFonts w:ascii="Aptos" w:cs="Aptos" w:eastAsia="Aptos" w:hAnsi="Aptos"/>
-          <w:b w:val="0"/>
-          <w:bCs w:val="0"/>
-          <w:i w:val="0"/>
-          <w:iCs w:val="0"/>
-          <w:smallCaps w:val="0"/>
-          <w:strike w:val="0"/>
-          <w:color w:val="000000"/>
-          <w:sz w:val="21"/>
-          <w:szCs w:val="21"/>
-          <w:u w:val="none"/>
-          <w:shd w:fill="auto" w:val="clear"/>
-          <w:vertAlign w:val="baseline"/>
-          <w:rtl w:val="0"/>
-        </w:rPr>
-        <w:t xml:space="preserve">Leer DOC-027, IT-026-005 e IT-027-001 y confirmar los contratos reales disponibles.</w:t>
+          <w:rtl w:val="0"/>
+        </w:rPr>
+        <w:t xml:space="preserve">Leer DOC-027, IT-026-005, IT-026-007 e IT-027-001 y confirmar los contratos reales disponibles. </w:t>
+      </w:r>
+      <w:r>
+        <w:rPr>
+          <w:rtl w:val="0"/>
+        </w:rPr>
       </w:r>
     </w:p>
     <w:p>
@@ -9618,7 +9656,7 @@
         <w:rPr>
           <w:rtl w:val="0"/>
         </w:rPr>
-        <w:t xml:space="preserve">Si durante la implementación aparece un conflicto entre este IT, DOC-027, IT-026-005, IT-027-001 o el código existente, el agente deberá detener la modificación afectada, describir la contradicción con evidencia y solicitar decisión arquitectónica. No podrá resolver unilateralmente cambios de contratos, identidades, dependencias o responsabilidades.</w:t>
+        <w:t xml:space="preserve">Si durante la implementación aparece un conflicto entre este IT, DOC-027, IT-026-005, IT-026-007, IT-027-001 o el código existente, el agente deberá detener la modificación afectada, describir la contradicción con evidencia y solicitar decisión arquitectónica. No podrá resolver unilateralmente cambios de contratos, identidades, dependencias o responsabilidades.</w:t>
       </w:r>
     </w:p>
     <w:p>
@@ -9841,45 +9879,57 @@
     </w:p>
     <w:p>
       <w:pPr>
-        <w:keepNext w:val="0"/>
-        <w:keepLines w:val="0"/>
-        <w:pageBreakBefore w:val="0"/>
-        <w:widowControl w:val="1"/>
-        <w:numPr>
-          <w:ilvl w:val="0"/>
-          <w:numId w:val="1"/>
-        </w:numPr>
-        <w:pBdr>
-          <w:top w:space="0" w:sz="0" w:val="nil"/>
-          <w:left w:space="0" w:sz="0" w:val="nil"/>
-          <w:bottom w:space="0" w:sz="0" w:val="nil"/>
-          <w:right w:space="0" w:sz="0" w:val="nil"/>
-          <w:between w:space="0" w:sz="0" w:val="nil"/>
-        </w:pBdr>
-        <w:shd w:fill="auto" w:val="clear"/>
-        <w:spacing w:after="0" w:before="0" w:line="259" w:lineRule="auto"/>
-        <w:ind w:left="360" w:right="0" w:hanging="360"/>
-        <w:jc w:val="left"/>
-        <w:rPr/>
-      </w:pPr>
-      <w:r>
-        <w:rPr>
-          <w:rFonts w:ascii="Aptos" w:cs="Aptos" w:eastAsia="Aptos" w:hAnsi="Aptos"/>
-          <w:b w:val="0"/>
-          <w:bCs w:val="0"/>
-          <w:i w:val="0"/>
-          <w:iCs w:val="0"/>
-          <w:smallCaps w:val="0"/>
-          <w:strike w:val="0"/>
-          <w:color w:val="000000"/>
-          <w:sz w:val="21"/>
-          <w:szCs w:val="21"/>
-          <w:u w:val="none"/>
-          <w:shd w:fill="auto" w:val="clear"/>
-          <w:vertAlign w:val="baseline"/>
-          <w:rtl w:val="0"/>
-        </w:rPr>
-        <w:t xml:space="preserve">Consume Knowledge exclusivamente mediante KnowledgeConsumptionAccess de IT-026-005.</w:t>
+        <w:numPr>
+          <w:ilvl w:val="0"/>
+          <w:numId w:val="1"/>
+        </w:numPr>
+        <w:spacing w:after="240" w:before="240" w:lineRule="auto"/>
+        <w:ind w:left="360" w:right="600"/>
+      </w:pPr>
+      <w:r>
+        <w:rPr>
+          <w:rtl w:val="0"/>
+        </w:rPr>
+        <w:t xml:space="preserve">Consume Knowledge exclusivamente mediante </w:t>
+      </w:r>
+      <w:r>
+        <w:rPr>
+          <w:rFonts w:ascii="Roboto Mono" w:cs="Roboto Mono" w:eastAsia="Roboto Mono" w:hAnsi="Roboto Mono"/>
+          <w:color w:val="188038"/>
+          <w:rtl w:val="0"/>
+        </w:rPr>
+        <w:t xml:space="preserve">KnowledgeConsumptionAccess</w:t>
+      </w:r>
+      <w:r>
+        <w:rPr>
+          <w:rtl w:val="0"/>
+        </w:rPr>
+        <w:t xml:space="preserve">, definido por IT-026-005 y ampliado normativamente para resolución exacta mediante IT-026-007.</w:t>
+      </w:r>
+    </w:p>
+    <w:p>
+      <w:pPr>
+        <w:keepNext w:val="0"/>
+        <w:keepLines w:val="0"/>
+        <w:pageBreakBefore w:val="0"/>
+        <w:widowControl w:val="1"/>
+        <w:pBdr>
+          <w:top w:space="0" w:sz="0" w:val="nil"/>
+          <w:left w:space="0" w:sz="0" w:val="nil"/>
+          <w:bottom w:space="0" w:sz="0" w:val="nil"/>
+          <w:right w:space="0" w:sz="0" w:val="nil"/>
+          <w:between w:space="0" w:sz="0" w:val="nil"/>
+        </w:pBdr>
+        <w:shd w:fill="auto" w:val="clear"/>
+        <w:spacing w:after="0" w:before="0" w:line="259" w:lineRule="auto"/>
+        <w:ind w:left="360" w:right="0" w:firstLine="0"/>
+        <w:jc w:val="left"/>
+        <w:rPr/>
+      </w:pPr>
+      <w:r>
+        <w:rPr>
+          <w:rtl w:val="0"/>
+        </w:rPr>
       </w:r>
     </w:p>
     <w:p>
